--- a/common/template/document/contract_student_free_2.docx
+++ b/common/template/document/contract_student_free_2.docx
@@ -1,7 +1,146 @@
 
 <file path=word/document.xml><?xml version="1.0" encoding="utf-8"?>
-<w:document xmlns:wpc="http://schemas.microsoft.com/office/word/2010/wordprocessingCanvas" xmlns:mc="http://schemas.openxmlformats.org/markup-compatibility/2006" xmlns:o="urn:schemas-microsoft-com:office:office" xmlns:r="http://schemas.openxmlformats.org/officeDocument/2006/relationships" xmlns:m="http://schemas.openxmlformats.org/officeDocument/2006/math" xmlns:v="urn:schemas-microsoft-com:vml" xmlns:wp14="http://schemas.microsoft.com/office/word/2010/wordprocessingDrawing" xmlns:wp="http://schemas.openxmlformats.org/drawingml/2006/wordprocessingDrawing" xmlns:w10="urn:schemas-microsoft-com:office:word" xmlns:w="http://schemas.openxmlformats.org/wordprocessingml/2006/main" xmlns:w14="http://schemas.microsoft.com/office/word/2010/wordml" xmlns:w15="http://schemas.microsoft.com/office/word/2012/wordml" xmlns:wpg="http://schemas.microsoft.com/office/word/2010/wordprocessingGroup" xmlns:wpi="http://schemas.microsoft.com/office/word/2010/wordprocessingInk" xmlns:wne="http://schemas.microsoft.com/office/word/2006/wordml" xmlns:wps="http://schemas.microsoft.com/office/word/2010/wordprocessingShape" mc:Ignorable="w14 w15 wp14">
+<w:document xmlns:wpc="http://schemas.microsoft.com/office/word/2010/wordprocessingCanvas" xmlns:cx="http://schemas.microsoft.com/office/drawing/2014/chartex" xmlns:cx1="http://schemas.microsoft.com/office/drawing/2015/9/8/chartex" xmlns:cx2="http://schemas.microsoft.com/office/drawing/2015/10/21/chartex" xmlns:cx3="http://schemas.microsoft.com/office/drawing/2016/5/9/chartex" xmlns:cx4="http://schemas.microsoft.com/office/drawing/2016/5/10/chartex" xmlns:cx5="http://schemas.microsoft.com/office/drawing/2016/5/11/chartex" xmlns:cx6="http://schemas.microsoft.com/office/drawing/2016/5/12/chartex" xmlns:cx7="http://schemas.microsoft.com/office/drawing/2016/5/13/chartex" xmlns:cx8="http://schemas.microsoft.com/office/drawing/2016/5/14/chartex" xmlns:mc="http://schemas.openxmlformats.org/markup-compatibility/2006" xmlns:aink="http://schemas.microsoft.com/office/drawing/2016/ink" xmlns:am3d="http://schemas.microsoft.com/office/drawing/2017/model3d" xmlns:o="urn:schemas-microsoft-com:office:office" xmlns:oel="http://schemas.microsoft.com/office/2019/extlst" xmlns:r="http://schemas.openxmlformats.org/officeDocument/2006/relationships" xmlns:m="http://schemas.openxmlformats.org/officeDocument/2006/math" xmlns:v="urn:schemas-microsoft-com:vml" xmlns:wp14="http://schemas.microsoft.com/office/word/2010/wordprocessingDrawing" xmlns:wp="http://schemas.openxmlformats.org/drawingml/2006/wordprocessingDrawing" xmlns:w10="urn:schemas-microsoft-com:office:word" xmlns:w="http://schemas.openxmlformats.org/wordprocessingml/2006/main" xmlns:w14="http://schemas.microsoft.com/office/word/2010/wordml" xmlns:w15="http://schemas.microsoft.com/office/word/2012/wordml" xmlns:w16cex="http://schemas.microsoft.com/office/word/2018/wordml/cex" xmlns:w16cid="http://schemas.microsoft.com/office/word/2016/wordml/cid" xmlns:w16="http://schemas.microsoft.com/office/word/2018/wordml" xmlns:w16sdtdh="http://schemas.microsoft.com/office/word/2020/wordml/sdtdatahash" xmlns:w16se="http://schemas.microsoft.com/office/word/2015/wordml/symex" xmlns:wpg="http://schemas.microsoft.com/office/word/2010/wordprocessingGroup" xmlns:wpi="http://schemas.microsoft.com/office/word/2010/wordprocessingInk" xmlns:wne="http://schemas.microsoft.com/office/word/2006/wordml" xmlns:wps="http://schemas.microsoft.com/office/word/2010/wordprocessingShape" mc:Ignorable="w14 w15 w16se w16cid w16 w16cex w16sdtdh wp14">
   <w:body>
+    <w:p>
+      <w:pPr>
+        <w:pStyle w:val="a3"/>
+        <w:spacing w:before="0" w:beforeAutospacing="0" w:after="0" w:afterAutospacing="0"/>
+        <w:jc w:val="center"/>
+        <w:rPr>
+          <w:b/>
+          <w:bCs/>
+          <w:sz w:val="18"/>
+          <w:szCs w:val="18"/>
+          <w:lang w:val="en-US"/>
+        </w:rPr>
+      </w:pPr>
+      <w:bookmarkStart w:id="0" w:name="Par30"/>
+      <w:bookmarkEnd w:id="0"/>
+      <w:r>
+        <w:rPr>
+          <w:b/>
+          <w:bCs/>
+          <w:sz w:val="18"/>
+          <w:szCs w:val="18"/>
+        </w:rPr>
+        <w:t>ДОГОВОР</w:t>
+      </w:r>
+      <w:r>
+        <w:rPr>
+          <w:b/>
+          <w:bCs/>
+          <w:sz w:val="18"/>
+          <w:szCs w:val="18"/>
+          <w:lang w:val="en-US"/>
+        </w:rPr>
+        <w:t xml:space="preserve"> </w:t>
+      </w:r>
+      <w:r>
+        <w:rPr>
+          <w:rStyle w:val="a4"/>
+          <w:sz w:val="18"/>
+          <w:szCs w:val="18"/>
+          <w:lang w:val="en-US"/>
+        </w:rPr>
+        <w:t>№</w:t>
+      </w:r>
+      <w:r>
+        <w:rPr>
+          <w:b/>
+          <w:bCs/>
+          <w:sz w:val="18"/>
+          <w:szCs w:val="18"/>
+          <w:lang w:val="en-US"/>
+        </w:rPr>
+        <w:t>[</w:t>
+      </w:r>
+      <w:proofErr w:type="spellStart"/>
+      <w:proofErr w:type="gramStart"/>
+      <w:r>
+        <w:rPr>
+          <w:b/>
+          <w:bCs/>
+          <w:sz w:val="18"/>
+          <w:szCs w:val="18"/>
+          <w:lang w:val="en-US"/>
+        </w:rPr>
+        <w:t>doc.student</w:t>
+      </w:r>
+      <w:proofErr w:type="gramEnd"/>
+      <w:r>
+        <w:rPr>
+          <w:b/>
+          <w:bCs/>
+          <w:sz w:val="18"/>
+          <w:szCs w:val="18"/>
+          <w:lang w:val="en-US"/>
+        </w:rPr>
+        <w:t>_fls</w:t>
+      </w:r>
+      <w:proofErr w:type="spellEnd"/>
+      <w:r>
+        <w:rPr>
+          <w:b/>
+          <w:bCs/>
+          <w:sz w:val="18"/>
+          <w:szCs w:val="18"/>
+          <w:lang w:val="en-US"/>
+        </w:rPr>
+        <w:t>]</w:t>
+      </w:r>
+      <w:r>
+        <w:rPr>
+          <w:rStyle w:val="a4"/>
+          <w:sz w:val="18"/>
+          <w:szCs w:val="18"/>
+          <w:lang w:val="en-US"/>
+        </w:rPr>
+        <w:t>-</w:t>
+      </w:r>
+      <w:r>
+        <w:rPr>
+          <w:b/>
+          <w:bCs/>
+          <w:sz w:val="18"/>
+          <w:szCs w:val="18"/>
+          <w:lang w:val="en-US"/>
+        </w:rPr>
+        <w:t>[</w:t>
+      </w:r>
+      <w:proofErr w:type="spellStart"/>
+      <w:r>
+        <w:rPr>
+          <w:b/>
+          <w:bCs/>
+          <w:sz w:val="18"/>
+          <w:szCs w:val="18"/>
+          <w:lang w:val="en-US"/>
+        </w:rPr>
+        <w:t>doc.doc_date</w:t>
+      </w:r>
+      <w:r>
+        <w:rPr>
+          <w:b/>
+          <w:bCs/>
+          <w:sz w:val="18"/>
+          <w:szCs w:val="18"/>
+          <w:lang w:val="en-US"/>
+        </w:rPr>
+        <w:t>_year</w:t>
+      </w:r>
+      <w:proofErr w:type="spellEnd"/>
+      <w:r>
+        <w:rPr>
+          <w:b/>
+          <w:bCs/>
+          <w:sz w:val="18"/>
+          <w:szCs w:val="18"/>
+          <w:lang w:val="en-US"/>
+        </w:rPr>
+        <w:t>]</w:t>
+      </w:r>
+    </w:p>
     <w:p>
       <w:pPr>
         <w:pStyle w:val="ConsPlusTitle"/>
@@ -10,18 +149,9 @@
           <w:rFonts w:ascii="Times New Roman" w:hAnsi="Times New Roman" w:cs="Times New Roman"/>
           <w:sz w:val="18"/>
           <w:szCs w:val="18"/>
-        </w:rPr>
-      </w:pPr>
-      <w:bookmarkStart w:id="0" w:name="Par30"/>
-      <w:bookmarkEnd w:id="0"/>
-      <w:r>
-        <w:rPr>
-          <w:rFonts w:ascii="Times New Roman" w:hAnsi="Times New Roman" w:cs="Times New Roman"/>
-          <w:sz w:val="18"/>
-          <w:szCs w:val="18"/>
-        </w:rPr>
-        <w:t>ДОГОВОР</w:t>
-      </w:r>
+          <w:lang w:val="en-US"/>
+        </w:rPr>
+      </w:pPr>
     </w:p>
     <w:p>
       <w:pPr>
@@ -389,23 +519,7 @@
           <w:sz w:val="18"/>
           <w:szCs w:val="18"/>
         </w:rPr>
-        <w:t xml:space="preserve">», осуществляющее образовательную деятельность на основании лицензии № 037443 от 27 апреля 2016 г. на осуществление образовательной деятельности, выданной Департаментом образования города Москвы и приказа Министерства образования и науки Российской Федерации от 25.10.2013 № 1185, именуемое в дальнейшем Исполнитель, в лице директора </w:t>
-      </w:r>
-      <w:proofErr w:type="spellStart"/>
-      <w:r>
-        <w:rPr>
-          <w:sz w:val="18"/>
-          <w:szCs w:val="18"/>
-        </w:rPr>
-        <w:t>Карташевой</w:t>
-      </w:r>
-      <w:proofErr w:type="spellEnd"/>
-      <w:r>
-        <w:rPr>
-          <w:sz w:val="18"/>
-          <w:szCs w:val="18"/>
-        </w:rPr>
-        <w:t xml:space="preserve"> Натальи Михайловны, действующей на основании Устава, с одной стороны, и законный представитель несовершеннолетнего </w:t>
+        <w:t xml:space="preserve">», осуществляющее образовательную деятельность на основании лицензии № 037443 от 27 апреля 2016 г. на осуществление образовательной деятельности, выданной Департаментом образования города Москвы и приказа Министерства образования и науки Российской Федерации от 25.10.2013 № 1185, именуемое в дальнейшем Исполнитель, в лице директора Карташевой Натальи Михайловны, действующей на основании Устава, с одной стороны, и законный представитель несовершеннолетнего </w:t>
       </w:r>
       <w:r>
         <w:rPr>
@@ -1257,6 +1371,7 @@
           <w:sz w:val="18"/>
           <w:szCs w:val="18"/>
         </w:rPr>
+        <w:lastRenderedPageBreak/>
         <w:t>3.1.7. Обеспечить Обучающемуся уважение человеческого достоинства, защиту от всех форм физического и психического насилия, оскорбления личности, охрану жизни и здоровья.</w:t>
       </w:r>
     </w:p>
@@ -1277,7 +1392,6 @@
           <w:sz w:val="18"/>
           <w:szCs w:val="18"/>
         </w:rPr>
-        <w:lastRenderedPageBreak/>
         <w:t>3.2. Заказчик обязан своевременно вносить плату за предоставляемые Обучающемуся образовательные услуги, указанные в разделе I настоящего Договора, в размере и порядке, определенных настоящим Договором, а также предоставлять платежные документы, подтверждающие такую оплату.</w:t>
       </w:r>
     </w:p>
@@ -1629,6 +1743,119 @@
         </w:rPr>
         <w:t>_</w:t>
       </w:r>
+      <w:r>
+        <w:rPr>
+          <w:rFonts w:ascii="Times New Roman" w:hAnsi="Times New Roman"/>
+          <w:b/>
+          <w:sz w:val="18"/>
+          <w:szCs w:val="18"/>
+          <w:lang w:val="en-US"/>
+        </w:rPr>
+        <w:t>str</w:t>
+      </w:r>
+      <w:r>
+        <w:rPr>
+          <w:rFonts w:ascii="Times New Roman" w:hAnsi="Times New Roman"/>
+          <w:b/>
+          <w:sz w:val="18"/>
+          <w:szCs w:val="18"/>
+        </w:rPr>
+        <w:t>])</w:t>
+      </w:r>
+      <w:r>
+        <w:rPr>
+          <w:rFonts w:ascii="Times New Roman" w:hAnsi="Times New Roman" w:cs="Times New Roman"/>
+          <w:sz w:val="18"/>
+          <w:szCs w:val="18"/>
+        </w:rPr>
+        <w:t>.</w:t>
+      </w:r>
+    </w:p>
+    <w:p>
+      <w:pPr>
+        <w:pStyle w:val="ConsPlusNormal"/>
+        <w:ind w:firstLine="567"/>
+        <w:jc w:val="both"/>
+        <w:rPr>
+          <w:rFonts w:ascii="Times New Roman" w:hAnsi="Times New Roman" w:cs="Times New Roman"/>
+          <w:sz w:val="18"/>
+          <w:szCs w:val="18"/>
+        </w:rPr>
+      </w:pPr>
+      <w:r>
+        <w:rPr>
+          <w:rFonts w:ascii="Times New Roman" w:hAnsi="Times New Roman" w:cs="Times New Roman"/>
+          <w:sz w:val="18"/>
+          <w:szCs w:val="18"/>
+        </w:rPr>
+        <w:t xml:space="preserve">Снижение стоимости за счет средств гранта составляет </w:t>
+      </w:r>
+      <w:r>
+        <w:rPr>
+          <w:rFonts w:ascii="Times New Roman" w:hAnsi="Times New Roman"/>
+          <w:b/>
+          <w:sz w:val="18"/>
+          <w:szCs w:val="18"/>
+        </w:rPr>
+        <w:t>[</w:t>
+      </w:r>
+      <w:r>
+        <w:rPr>
+          <w:rFonts w:ascii="Times New Roman" w:hAnsi="Times New Roman"/>
+          <w:b/>
+          <w:sz w:val="18"/>
+          <w:szCs w:val="18"/>
+          <w:lang w:val="en-US"/>
+        </w:rPr>
+        <w:t>doc</w:t>
+      </w:r>
+      <w:r>
+        <w:rPr>
+          <w:rFonts w:ascii="Times New Roman" w:hAnsi="Times New Roman"/>
+          <w:b/>
+          <w:sz w:val="18"/>
+          <w:szCs w:val="18"/>
+        </w:rPr>
+        <w:t>.</w:t>
+      </w:r>
+      <w:r>
+        <w:rPr>
+          <w:rFonts w:ascii="Times New Roman" w:hAnsi="Times New Roman"/>
+          <w:b/>
+          <w:sz w:val="18"/>
+          <w:szCs w:val="18"/>
+          <w:lang w:val="en-US"/>
+        </w:rPr>
+        <w:t>cost</w:t>
+      </w:r>
+      <w:r>
+        <w:rPr>
+          <w:rFonts w:ascii="Times New Roman" w:hAnsi="Times New Roman"/>
+          <w:b/>
+          <w:sz w:val="18"/>
+          <w:szCs w:val="18"/>
+        </w:rPr>
+        <w:t>_</w:t>
+      </w:r>
+      <w:r>
+        <w:rPr>
+          <w:rFonts w:ascii="Times New Roman" w:hAnsi="Times New Roman"/>
+          <w:b/>
+          <w:sz w:val="18"/>
+          <w:szCs w:val="18"/>
+          <w:lang w:val="en-US"/>
+        </w:rPr>
+        <w:t>total</w:t>
+      </w:r>
+      <w:r>
+        <w:rPr>
+          <w:rFonts w:ascii="Times New Roman" w:hAnsi="Times New Roman"/>
+          <w:b/>
+          <w:sz w:val="18"/>
+          <w:szCs w:val="18"/>
+        </w:rPr>
+        <w:t>_</w:t>
+      </w:r>
       <w:proofErr w:type="spellStart"/>
       <w:r>
         <w:rPr>
@@ -1636,232 +1863,115 @@
           <w:b/>
           <w:sz w:val="18"/>
           <w:szCs w:val="18"/>
+        </w:rPr>
+        <w:t>decline</w:t>
+      </w:r>
+      <w:proofErr w:type="spellEnd"/>
+      <w:r>
+        <w:rPr>
+          <w:rFonts w:ascii="Times New Roman" w:hAnsi="Times New Roman"/>
+          <w:b/>
+          <w:sz w:val="18"/>
+          <w:szCs w:val="18"/>
+        </w:rPr>
+        <w:t xml:space="preserve">] </w:t>
+      </w:r>
+      <w:r>
+        <w:rPr>
+          <w:rFonts w:ascii="Times New Roman" w:hAnsi="Times New Roman"/>
+          <w:b/>
+          <w:sz w:val="18"/>
+          <w:szCs w:val="18"/>
+        </w:rPr>
+        <w:t>рублей ([</w:t>
+      </w:r>
+      <w:r>
+        <w:rPr>
+          <w:rFonts w:ascii="Times New Roman" w:hAnsi="Times New Roman"/>
+          <w:b/>
+          <w:sz w:val="18"/>
+          <w:szCs w:val="18"/>
           <w:lang w:val="en-US"/>
         </w:rPr>
+        <w:t>doc</w:t>
+      </w:r>
+      <w:r>
+        <w:rPr>
+          <w:rFonts w:ascii="Times New Roman" w:hAnsi="Times New Roman"/>
+          <w:b/>
+          <w:sz w:val="18"/>
+          <w:szCs w:val="18"/>
+        </w:rPr>
+        <w:t>.</w:t>
+      </w:r>
+      <w:r>
+        <w:rPr>
+          <w:rFonts w:ascii="Times New Roman" w:hAnsi="Times New Roman"/>
+          <w:b/>
+          <w:sz w:val="18"/>
+          <w:szCs w:val="18"/>
+          <w:lang w:val="en-US"/>
+        </w:rPr>
+        <w:t>cost</w:t>
+      </w:r>
+      <w:r>
+        <w:rPr>
+          <w:rFonts w:ascii="Times New Roman" w:hAnsi="Times New Roman"/>
+          <w:b/>
+          <w:sz w:val="18"/>
+          <w:szCs w:val="18"/>
+        </w:rPr>
+        <w:t>_</w:t>
+      </w:r>
+      <w:r>
+        <w:rPr>
+          <w:rFonts w:ascii="Times New Roman" w:hAnsi="Times New Roman"/>
+          <w:b/>
+          <w:sz w:val="18"/>
+          <w:szCs w:val="18"/>
+          <w:lang w:val="en-US"/>
+        </w:rPr>
+        <w:t>total</w:t>
+      </w:r>
+      <w:r>
+        <w:rPr>
+          <w:rFonts w:ascii="Times New Roman" w:hAnsi="Times New Roman"/>
+          <w:b/>
+          <w:sz w:val="18"/>
+          <w:szCs w:val="18"/>
+        </w:rPr>
+        <w:t>_</w:t>
+      </w:r>
+      <w:proofErr w:type="spellStart"/>
+      <w:r>
+        <w:rPr>
+          <w:rFonts w:ascii="Times New Roman" w:hAnsi="Times New Roman"/>
+          <w:b/>
+          <w:sz w:val="18"/>
+          <w:szCs w:val="18"/>
+        </w:rPr>
+        <w:t>decline</w:t>
+      </w:r>
+      <w:proofErr w:type="spellEnd"/>
+      <w:r>
+        <w:rPr>
+          <w:rFonts w:ascii="Times New Roman" w:hAnsi="Times New Roman"/>
+          <w:b/>
+          <w:sz w:val="18"/>
+          <w:szCs w:val="18"/>
+        </w:rPr>
+        <w:t>_</w:t>
+      </w:r>
+      <w:r>
+        <w:rPr>
+          <w:rFonts w:ascii="Times New Roman" w:hAnsi="Times New Roman"/>
+          <w:b/>
+          <w:sz w:val="18"/>
+          <w:szCs w:val="18"/>
+          <w:lang w:val="en-US"/>
+        </w:rPr>
         <w:t>str</w:t>
       </w:r>
-      <w:proofErr w:type="spellEnd"/>
-      <w:r>
-        <w:rPr>
-          <w:rFonts w:ascii="Times New Roman" w:hAnsi="Times New Roman"/>
-          <w:b/>
-          <w:sz w:val="18"/>
-          <w:szCs w:val="18"/>
-        </w:rPr>
-        <w:t>])</w:t>
-      </w:r>
-      <w:r>
-        <w:rPr>
-          <w:rFonts w:ascii="Times New Roman" w:hAnsi="Times New Roman" w:cs="Times New Roman"/>
-          <w:sz w:val="18"/>
-          <w:szCs w:val="18"/>
-        </w:rPr>
-        <w:t>.</w:t>
-      </w:r>
-    </w:p>
-    <w:p>
-      <w:pPr>
-        <w:pStyle w:val="ConsPlusNormal"/>
-        <w:ind w:firstLine="567"/>
-        <w:jc w:val="both"/>
-        <w:rPr>
-          <w:rFonts w:ascii="Times New Roman" w:hAnsi="Times New Roman" w:cs="Times New Roman"/>
-          <w:sz w:val="18"/>
-          <w:szCs w:val="18"/>
-        </w:rPr>
-      </w:pPr>
-      <w:r>
-        <w:rPr>
-          <w:rFonts w:ascii="Times New Roman" w:hAnsi="Times New Roman" w:cs="Times New Roman"/>
-          <w:sz w:val="18"/>
-          <w:szCs w:val="18"/>
-        </w:rPr>
-        <w:t xml:space="preserve">Снижение стоимости за счет средств гранта составляет </w:t>
-      </w:r>
-      <w:r>
-        <w:rPr>
-          <w:rFonts w:ascii="Times New Roman" w:hAnsi="Times New Roman"/>
-          <w:b/>
-          <w:sz w:val="18"/>
-          <w:szCs w:val="18"/>
-        </w:rPr>
-        <w:t>[</w:t>
-      </w:r>
-      <w:r>
-        <w:rPr>
-          <w:rFonts w:ascii="Times New Roman" w:hAnsi="Times New Roman"/>
-          <w:b/>
-          <w:sz w:val="18"/>
-          <w:szCs w:val="18"/>
-          <w:lang w:val="en-US"/>
-        </w:rPr>
-        <w:t>doc</w:t>
-      </w:r>
-      <w:r>
-        <w:rPr>
-          <w:rFonts w:ascii="Times New Roman" w:hAnsi="Times New Roman"/>
-          <w:b/>
-          <w:sz w:val="18"/>
-          <w:szCs w:val="18"/>
-        </w:rPr>
-        <w:t>.</w:t>
-      </w:r>
-      <w:r>
-        <w:rPr>
-          <w:rFonts w:ascii="Times New Roman" w:hAnsi="Times New Roman"/>
-          <w:b/>
-          <w:sz w:val="18"/>
-          <w:szCs w:val="18"/>
-          <w:lang w:val="en-US"/>
-        </w:rPr>
-        <w:t>cost</w:t>
-      </w:r>
-      <w:r>
-        <w:rPr>
-          <w:rFonts w:ascii="Times New Roman" w:hAnsi="Times New Roman"/>
-          <w:b/>
-          <w:sz w:val="18"/>
-          <w:szCs w:val="18"/>
-        </w:rPr>
-        <w:t>_</w:t>
-      </w:r>
-      <w:r>
-        <w:rPr>
-          <w:rFonts w:ascii="Times New Roman" w:hAnsi="Times New Roman"/>
-          <w:b/>
-          <w:sz w:val="18"/>
-          <w:szCs w:val="18"/>
-          <w:lang w:val="en-US"/>
-        </w:rPr>
-        <w:t>total</w:t>
-      </w:r>
-      <w:r>
-        <w:rPr>
-          <w:rFonts w:ascii="Times New Roman" w:hAnsi="Times New Roman"/>
-          <w:b/>
-          <w:sz w:val="18"/>
-          <w:szCs w:val="18"/>
-        </w:rPr>
-        <w:t>_</w:t>
-      </w:r>
-      <w:proofErr w:type="spellStart"/>
-      <w:r>
-        <w:rPr>
-          <w:rFonts w:ascii="Times New Roman" w:hAnsi="Times New Roman"/>
-          <w:b/>
-          <w:sz w:val="18"/>
-          <w:szCs w:val="18"/>
-        </w:rPr>
-        <w:t>decline</w:t>
-      </w:r>
-      <w:proofErr w:type="spellEnd"/>
-      <w:r>
-        <w:rPr>
-          <w:rFonts w:ascii="Times New Roman" w:hAnsi="Times New Roman"/>
-          <w:b/>
-          <w:sz w:val="18"/>
-          <w:szCs w:val="18"/>
-        </w:rPr>
-        <w:t xml:space="preserve">] </w:t>
-      </w:r>
-      <w:r>
-        <w:rPr>
-          <w:rFonts w:ascii="Times New Roman" w:hAnsi="Times New Roman"/>
-          <w:b/>
-          <w:sz w:val="18"/>
-          <w:szCs w:val="18"/>
-        </w:rPr>
-        <w:t>рублей ([</w:t>
-      </w:r>
-      <w:r>
-        <w:rPr>
-          <w:rFonts w:ascii="Times New Roman" w:hAnsi="Times New Roman"/>
-          <w:b/>
-          <w:sz w:val="18"/>
-          <w:szCs w:val="18"/>
-          <w:lang w:val="en-US"/>
-        </w:rPr>
-        <w:t>doc</w:t>
-      </w:r>
-      <w:r>
-        <w:rPr>
-          <w:rFonts w:ascii="Times New Roman" w:hAnsi="Times New Roman"/>
-          <w:b/>
-          <w:sz w:val="18"/>
-          <w:szCs w:val="18"/>
-        </w:rPr>
-        <w:t>.</w:t>
-      </w:r>
-      <w:r>
-        <w:rPr>
-          <w:rFonts w:ascii="Times New Roman" w:hAnsi="Times New Roman"/>
-          <w:b/>
-          <w:sz w:val="18"/>
-          <w:szCs w:val="18"/>
-          <w:lang w:val="en-US"/>
-        </w:rPr>
-        <w:t>cost</w:t>
-      </w:r>
-      <w:r>
-        <w:rPr>
-          <w:rFonts w:ascii="Times New Roman" w:hAnsi="Times New Roman"/>
-          <w:b/>
-          <w:sz w:val="18"/>
-          <w:szCs w:val="18"/>
-        </w:rPr>
-        <w:t>_</w:t>
-      </w:r>
-      <w:r>
-        <w:rPr>
-          <w:rFonts w:ascii="Times New Roman" w:hAnsi="Times New Roman"/>
-          <w:b/>
-          <w:sz w:val="18"/>
-          <w:szCs w:val="18"/>
-          <w:lang w:val="en-US"/>
-        </w:rPr>
-        <w:t>total</w:t>
-      </w:r>
-      <w:r>
-        <w:rPr>
-          <w:rFonts w:ascii="Times New Roman" w:hAnsi="Times New Roman"/>
-          <w:b/>
-          <w:sz w:val="18"/>
-          <w:szCs w:val="18"/>
-        </w:rPr>
-        <w:t>_</w:t>
-      </w:r>
-      <w:proofErr w:type="spellStart"/>
-      <w:r>
-        <w:rPr>
-          <w:rFonts w:ascii="Times New Roman" w:hAnsi="Times New Roman"/>
-          <w:b/>
-          <w:sz w:val="18"/>
-          <w:szCs w:val="18"/>
-        </w:rPr>
-        <w:t>decline</w:t>
-      </w:r>
-      <w:proofErr w:type="spellEnd"/>
-      <w:r>
-        <w:rPr>
-          <w:rFonts w:ascii="Times New Roman" w:hAnsi="Times New Roman"/>
-          <w:b/>
-          <w:sz w:val="18"/>
-          <w:szCs w:val="18"/>
-        </w:rPr>
-        <w:t>_</w:t>
-      </w:r>
-      <w:proofErr w:type="spellStart"/>
-      <w:r>
-        <w:rPr>
-          <w:rFonts w:ascii="Times New Roman" w:hAnsi="Times New Roman"/>
-          <w:b/>
-          <w:sz w:val="18"/>
-          <w:szCs w:val="18"/>
-          <w:lang w:val="en-US"/>
-        </w:rPr>
-        <w:t>str</w:t>
-      </w:r>
-      <w:proofErr w:type="spellEnd"/>
       <w:r>
         <w:rPr>
           <w:rFonts w:ascii="Times New Roman" w:hAnsi="Times New Roman"/>
@@ -2295,7 +2405,6 @@
         </w:rPr>
         <w:t>_</w:t>
       </w:r>
-      <w:proofErr w:type="spellStart"/>
       <w:r>
         <w:rPr>
           <w:rFonts w:ascii="Times New Roman" w:hAnsi="Times New Roman"/>
@@ -2306,7 +2415,6 @@
         </w:rPr>
         <w:t>str</w:t>
       </w:r>
-      <w:proofErr w:type="spellEnd"/>
       <w:r>
         <w:rPr>
           <w:rFonts w:ascii="Times New Roman" w:hAnsi="Times New Roman"/>
@@ -2795,20 +2903,8 @@
           <w:sz w:val="18"/>
           <w:szCs w:val="18"/>
         </w:rPr>
-        <w:t>6.3. Заказчик вправе отказаться от исполнения Договора и потребовать полного возмещения убытков, если в месячный срок недостатки образовательной услуги не устранены Исполнителем. Заказчик также вправе отказаться от исполнения Договора, если им обнаружен существенный недостаток оказанной образовательной услуги или иные существенные отступления от условий Договора.</w:t>
-      </w:r>
-    </w:p>
-    <w:p>
-      <w:pPr>
-        <w:pStyle w:val="ConsPlusNormal"/>
-        <w:ind w:firstLine="567"/>
-        <w:jc w:val="both"/>
-        <w:rPr>
-          <w:rFonts w:ascii="Times New Roman" w:hAnsi="Times New Roman" w:cs="Times New Roman"/>
-          <w:sz w:val="18"/>
-          <w:szCs w:val="18"/>
-        </w:rPr>
-      </w:pPr>
+        <w:t xml:space="preserve">6.3. Заказчик вправе отказаться от исполнения Договора и потребовать полного возмещения убытков, если в месячный срок недостатки образовательной услуги не устранены Исполнителем. Заказчик также вправе отказаться от </w:t>
+      </w:r>
       <w:r>
         <w:rPr>
           <w:rFonts w:ascii="Times New Roman" w:hAnsi="Times New Roman" w:cs="Times New Roman"/>
@@ -2816,6 +2912,26 @@
           <w:szCs w:val="18"/>
         </w:rPr>
         <w:lastRenderedPageBreak/>
+        <w:t>исполнения Договора, если им обнаружен существенный недостаток оказанной образовательной услуги или иные существенные отступления от условий Договора.</w:t>
+      </w:r>
+    </w:p>
+    <w:p>
+      <w:pPr>
+        <w:pStyle w:val="ConsPlusNormal"/>
+        <w:ind w:firstLine="567"/>
+        <w:jc w:val="both"/>
+        <w:rPr>
+          <w:rFonts w:ascii="Times New Roman" w:hAnsi="Times New Roman" w:cs="Times New Roman"/>
+          <w:sz w:val="18"/>
+          <w:szCs w:val="18"/>
+        </w:rPr>
+      </w:pPr>
+      <w:r>
+        <w:rPr>
+          <w:rFonts w:ascii="Times New Roman" w:hAnsi="Times New Roman" w:cs="Times New Roman"/>
+          <w:sz w:val="18"/>
+          <w:szCs w:val="18"/>
+        </w:rPr>
         <w:t>6.4. Если Исполнитель нарушил сроки оказания образовательной услуги (сроки начала и (или) окончания оказания образовательной услуги и (или) промежуточные сроки оказания образовательной услуги) либо если во время оказания образовательной услуги стало очевидным, что она не будет осуществлена в срок, Заказчик вправе по своему выбору:</w:t>
       </w:r>
     </w:p>
@@ -3550,7 +3666,6 @@
               <w:t>doc.inn</w:t>
             </w:r>
             <w:proofErr w:type="spellEnd"/>
-            <w:proofErr w:type="gramStart"/>
             <w:r>
               <w:rPr>
                 <w:b/>
@@ -3573,15 +3688,7 @@
                 <w:sz w:val="18"/>
                 <w:szCs w:val="18"/>
               </w:rPr>
-              <w:t>  </w:t>
-            </w:r>
-            <w:proofErr w:type="gramEnd"/>
-            <w:r>
-              <w:rPr>
-                <w:sz w:val="18"/>
-                <w:szCs w:val="18"/>
-              </w:rPr>
-              <w:t>КПП:  </w:t>
+              <w:t>  КПП:  </w:t>
             </w:r>
             <w:r>
               <w:rPr>
@@ -4503,6 +4610,7 @@
               <w:rPr>
                 <w:sz w:val="18"/>
                 <w:szCs w:val="18"/>
+                <w:lang w:val="en-US"/>
               </w:rPr>
             </w:pPr>
             <w:r>
@@ -4516,22 +4624,35 @@
               <w:rPr>
                 <w:sz w:val="18"/>
                 <w:szCs w:val="18"/>
+                <w:lang w:val="en-US"/>
               </w:rPr>
               <w:t xml:space="preserve"> [</w:t>
             </w:r>
             <w:proofErr w:type="spellStart"/>
-            <w:r>
-              <w:rPr>
-                <w:sz w:val="18"/>
-                <w:szCs w:val="18"/>
-              </w:rPr>
-              <w:t>doc.student_sert_series</w:t>
+            <w:proofErr w:type="gramStart"/>
+            <w:r>
+              <w:rPr>
+                <w:sz w:val="18"/>
+                <w:szCs w:val="18"/>
+                <w:lang w:val="en-US"/>
+              </w:rPr>
+              <w:t>doc.student</w:t>
+            </w:r>
+            <w:proofErr w:type="gramEnd"/>
+            <w:r>
+              <w:rPr>
+                <w:sz w:val="18"/>
+                <w:szCs w:val="18"/>
+                <w:lang w:val="en-US"/>
+              </w:rPr>
+              <w:t>_sert_series</w:t>
             </w:r>
             <w:proofErr w:type="spellEnd"/>
             <w:r>
               <w:rPr>
                 <w:sz w:val="18"/>
                 <w:szCs w:val="18"/>
+                <w:lang w:val="en-US"/>
               </w:rPr>
               <w:t>]</w:t>
             </w:r>
@@ -4542,6 +4663,7 @@
               <w:rPr>
                 <w:sz w:val="18"/>
                 <w:szCs w:val="18"/>
+                <w:lang w:val="en-US"/>
               </w:rPr>
             </w:pPr>
             <w:r>
@@ -4555,22 +4677,35 @@
               <w:rPr>
                 <w:sz w:val="18"/>
                 <w:szCs w:val="18"/>
+                <w:lang w:val="en-US"/>
               </w:rPr>
               <w:t xml:space="preserve"> [</w:t>
             </w:r>
             <w:proofErr w:type="spellStart"/>
-            <w:r>
-              <w:rPr>
-                <w:sz w:val="18"/>
-                <w:szCs w:val="18"/>
-              </w:rPr>
-              <w:t>doc.student_sert_num</w:t>
+            <w:proofErr w:type="gramStart"/>
+            <w:r>
+              <w:rPr>
+                <w:sz w:val="18"/>
+                <w:szCs w:val="18"/>
+                <w:lang w:val="en-US"/>
+              </w:rPr>
+              <w:t>doc.student</w:t>
+            </w:r>
+            <w:proofErr w:type="gramEnd"/>
+            <w:r>
+              <w:rPr>
+                <w:sz w:val="18"/>
+                <w:szCs w:val="18"/>
+                <w:lang w:val="en-US"/>
+              </w:rPr>
+              <w:t>_sert_num</w:t>
             </w:r>
             <w:proofErr w:type="spellEnd"/>
             <w:r>
               <w:rPr>
                 <w:sz w:val="18"/>
                 <w:szCs w:val="18"/>
+                <w:lang w:val="en-US"/>
               </w:rPr>
               <w:t>]</w:t>
             </w:r>
@@ -4581,6 +4716,7 @@
               <w:rPr>
                 <w:sz w:val="18"/>
                 <w:szCs w:val="18"/>
+                <w:lang w:val="en-US"/>
               </w:rPr>
             </w:pPr>
             <w:r>
@@ -4594,22 +4730,35 @@
               <w:rPr>
                 <w:sz w:val="18"/>
                 <w:szCs w:val="18"/>
+                <w:lang w:val="en-US"/>
               </w:rPr>
               <w:t xml:space="preserve"> [</w:t>
             </w:r>
             <w:proofErr w:type="spellStart"/>
-            <w:r>
-              <w:rPr>
-                <w:sz w:val="18"/>
-                <w:szCs w:val="18"/>
-              </w:rPr>
-              <w:t>doc.student_sert_organ</w:t>
+            <w:proofErr w:type="gramStart"/>
+            <w:r>
+              <w:rPr>
+                <w:sz w:val="18"/>
+                <w:szCs w:val="18"/>
+                <w:lang w:val="en-US"/>
+              </w:rPr>
+              <w:t>doc.student</w:t>
+            </w:r>
+            <w:proofErr w:type="gramEnd"/>
+            <w:r>
+              <w:rPr>
+                <w:sz w:val="18"/>
+                <w:szCs w:val="18"/>
+                <w:lang w:val="en-US"/>
+              </w:rPr>
+              <w:t>_sert_organ</w:t>
             </w:r>
             <w:proofErr w:type="spellEnd"/>
             <w:r>
               <w:rPr>
                 <w:sz w:val="18"/>
                 <w:szCs w:val="18"/>
+                <w:lang w:val="en-US"/>
               </w:rPr>
               <w:t>]</w:t>
             </w:r>
@@ -4620,6 +4769,7 @@
               <w:rPr>
                 <w:sz w:val="18"/>
                 <w:szCs w:val="18"/>
+                <w:lang w:val="en-US"/>
               </w:rPr>
             </w:pPr>
             <w:r>
@@ -4633,6 +4783,7 @@
               <w:rPr>
                 <w:sz w:val="18"/>
                 <w:szCs w:val="18"/>
+                <w:lang w:val="en-US"/>
               </w:rPr>
               <w:t xml:space="preserve"> </w:t>
             </w:r>
@@ -4647,31 +4798,43 @@
               <w:rPr>
                 <w:sz w:val="18"/>
                 <w:szCs w:val="18"/>
+                <w:lang w:val="en-US"/>
               </w:rPr>
               <w:t xml:space="preserve"> </w:t>
             </w:r>
-            <w:bookmarkStart w:id="3" w:name="_GoBack"/>
-            <w:bookmarkEnd w:id="3"/>
-            <w:r>
-              <w:rPr>
-                <w:sz w:val="18"/>
-                <w:szCs w:val="18"/>
+            <w:r>
+              <w:rPr>
+                <w:sz w:val="18"/>
+                <w:szCs w:val="18"/>
+                <w:lang w:val="en-US"/>
               </w:rPr>
               <w:t>[</w:t>
             </w:r>
             <w:proofErr w:type="spellStart"/>
-            <w:r>
-              <w:rPr>
-                <w:sz w:val="18"/>
-                <w:szCs w:val="18"/>
-              </w:rPr>
-              <w:t>doc.student_sert_date</w:t>
+            <w:proofErr w:type="gramStart"/>
+            <w:r>
+              <w:rPr>
+                <w:sz w:val="18"/>
+                <w:szCs w:val="18"/>
+                <w:lang w:val="en-US"/>
+              </w:rPr>
+              <w:t>doc.student</w:t>
+            </w:r>
+            <w:proofErr w:type="gramEnd"/>
+            <w:r>
+              <w:rPr>
+                <w:sz w:val="18"/>
+                <w:szCs w:val="18"/>
+                <w:lang w:val="en-US"/>
+              </w:rPr>
+              <w:t>_sert_date</w:t>
             </w:r>
             <w:proofErr w:type="spellEnd"/>
             <w:r>
               <w:rPr>
                 <w:sz w:val="18"/>
                 <w:szCs w:val="18"/>
+                <w:lang w:val="en-US"/>
               </w:rPr>
               <w:t>]</w:t>
             </w:r>
@@ -5227,7 +5390,7 @@
 </file>
 
 <file path=word/styles.xml><?xml version="1.0" encoding="utf-8"?>
-<w:styles xmlns:mc="http://schemas.openxmlformats.org/markup-compatibility/2006" xmlns:r="http://schemas.openxmlformats.org/officeDocument/2006/relationships" xmlns:w="http://schemas.openxmlformats.org/wordprocessingml/2006/main" xmlns:w14="http://schemas.microsoft.com/office/word/2010/wordml" xmlns:w15="http://schemas.microsoft.com/office/word/2012/wordml" mc:Ignorable="w14 w15">
+<w:styles xmlns:mc="http://schemas.openxmlformats.org/markup-compatibility/2006" xmlns:r="http://schemas.openxmlformats.org/officeDocument/2006/relationships" xmlns:w="http://schemas.openxmlformats.org/wordprocessingml/2006/main" xmlns:w14="http://schemas.microsoft.com/office/word/2010/wordml" xmlns:w15="http://schemas.microsoft.com/office/word/2012/wordml" xmlns:w16cex="http://schemas.microsoft.com/office/word/2018/wordml/cex" xmlns:w16cid="http://schemas.microsoft.com/office/word/2016/wordml/cid" xmlns:w16="http://schemas.microsoft.com/office/word/2018/wordml" xmlns:w16sdtdh="http://schemas.microsoft.com/office/word/2020/wordml/sdtdatahash" xmlns:w16se="http://schemas.microsoft.com/office/word/2015/wordml/symex" mc:Ignorable="w14 w15 w16se w16cid w16 w16cex w16sdtdh">
   <w:docDefaults>
     <w:rPrDefault>
       <w:rPr>
@@ -5243,7 +5406,7 @@
       </w:pPr>
     </w:pPrDefault>
   </w:docDefaults>
-  <w:latentStyles w:defLockedState="0" w:defUIPriority="99" w:defSemiHidden="0" w:defUnhideWhenUsed="0" w:defQFormat="0" w:count="371">
+  <w:latentStyles w:defLockedState="0" w:defUIPriority="99" w:defSemiHidden="0" w:defUnhideWhenUsed="0" w:defQFormat="0" w:count="376">
     <w:lsdException w:name="Normal" w:uiPriority="0" w:qFormat="1"/>
     <w:lsdException w:name="heading 1" w:uiPriority="9" w:qFormat="1"/>
     <w:lsdException w:name="heading 2" w:semiHidden="1" w:uiPriority="9" w:unhideWhenUsed="1" w:qFormat="1"/>
@@ -5349,7 +5512,6 @@
     <w:lsdException w:name="HTML Sample" w:semiHidden="1" w:unhideWhenUsed="1"/>
     <w:lsdException w:name="HTML Typewriter" w:semiHidden="1" w:unhideWhenUsed="1"/>
     <w:lsdException w:name="HTML Variable" w:semiHidden="1" w:unhideWhenUsed="1"/>
-    <w:lsdException w:name="Normal Table" w:semiHidden="1" w:unhideWhenUsed="1"/>
     <w:lsdException w:name="annotation subject" w:semiHidden="1" w:unhideWhenUsed="1"/>
     <w:lsdException w:name="No List" w:semiHidden="1" w:unhideWhenUsed="1"/>
     <w:lsdException w:name="Outline List 1" w:semiHidden="1" w:unhideWhenUsed="1"/>
@@ -5392,11 +5554,8 @@
     <w:lsdException w:name="Table Contemporary" w:semiHidden="1" w:unhideWhenUsed="1"/>
     <w:lsdException w:name="Table Elegant" w:semiHidden="1" w:unhideWhenUsed="1"/>
     <w:lsdException w:name="Table Professional" w:semiHidden="1" w:unhideWhenUsed="1"/>
-    <w:lsdException w:name="Table Subtle 1" w:semiHidden="1" w:unhideWhenUsed="1"/>
     <w:lsdException w:name="Table Subtle 2" w:semiHidden="1" w:unhideWhenUsed="1"/>
     <w:lsdException w:name="Table Web 1" w:semiHidden="1" w:unhideWhenUsed="1"/>
-    <w:lsdException w:name="Table Web 2" w:semiHidden="1" w:unhideWhenUsed="1"/>
-    <w:lsdException w:name="Table Web 3" w:semiHidden="1" w:unhideWhenUsed="1"/>
     <w:lsdException w:name="Balloon Text" w:semiHidden="1" w:unhideWhenUsed="1"/>
     <w:lsdException w:name="Table Grid" w:uiPriority="59"/>
     <w:lsdException w:name="Table Theme" w:semiHidden="1" w:unhideWhenUsed="1"/>
@@ -5615,6 +5774,11 @@
     <w:lsdException w:name="List Table 5 Dark Accent 6" w:uiPriority="50"/>
     <w:lsdException w:name="List Table 6 Colorful Accent 6" w:uiPriority="51"/>
     <w:lsdException w:name="List Table 7 Colorful Accent 6" w:uiPriority="52"/>
+    <w:lsdException w:name="Mention" w:semiHidden="1" w:unhideWhenUsed="1"/>
+    <w:lsdException w:name="Smart Hyperlink" w:semiHidden="1" w:unhideWhenUsed="1"/>
+    <w:lsdException w:name="Hashtag" w:semiHidden="1" w:unhideWhenUsed="1"/>
+    <w:lsdException w:name="Unresolved Mention" w:semiHidden="1" w:unhideWhenUsed="1"/>
+    <w:lsdException w:name="Smart Link" w:semiHidden="1" w:unhideWhenUsed="1"/>
   </w:latentStyles>
   <w:style w:type="paragraph" w:default="1" w:styleId="a">
     <w:name w:val="Normal"/>
@@ -5773,7 +5937,6 @@
       <w:lang w:eastAsia="ru-RU"/>
     </w:rPr>
     <w:tblPr>
-      <w:tblInd w:w="0" w:type="dxa"/>
       <w:tblBorders>
         <w:top w:val="single" w:sz="4" w:space="0" w:color="000000"/>
         <w:left w:val="single" w:sz="4" w:space="0" w:color="000000"/>
@@ -5782,12 +5945,6 @@
         <w:insideH w:val="single" w:sz="4" w:space="0" w:color="000000"/>
         <w:insideV w:val="single" w:sz="4" w:space="0" w:color="000000"/>
       </w:tblBorders>
-      <w:tblCellMar>
-        <w:top w:w="0" w:type="dxa"/>
-        <w:left w:w="108" w:type="dxa"/>
-        <w:bottom w:w="0" w:type="dxa"/>
-        <w:right w:w="108" w:type="dxa"/>
-      </w:tblCellMar>
     </w:tblPr>
   </w:style>
 </w:styles>
